--- a/(e)CRF/Per protocolnaam/06_Baseline Eligibility Confirmation.docx
+++ b/(e)CRF/Per protocolnaam/06_Baseline Eligibility Confirmation.docx
@@ -13251,7 +13251,7 @@
           <w:szCs w:val="24"/>
         </w:rPr>
         <w:tab/>
-        <w:t>Weigeren het voorgeschreven beschermend schoeisel te dragen</w:t>
+        <w:t>Weigeren het voorgeschreven beschermend schoeisel te dragen, of weigeren de draagsensor (Orthotimer) in de voetorthese</w:t>
       </w:r>
     </w:p>
     <w:p>

--- a/(e)CRF/Per protocolnaam/06_Baseline Eligibility Confirmation.docx
+++ b/(e)CRF/Per protocolnaam/06_Baseline Eligibility Confirmation.docx
@@ -13252,6 +13252,63 @@
         </w:rPr>
         <w:tab/>
         <w:t>Weigeren het voorgeschreven beschermend schoeisel te dragen, of weigeren de draagsensor (Orthotimer) in de voetorthese</w:t>
+      </w:r>
+    </w:p>
+    <w:p>
+      <w:pPr>
+        <w:pStyle w:val="Lijstalinea"/>
+        <w:tabs>
+          <w:tab w:val="left" w:pos="1985"/>
+        </w:tabs>
+        <w:spacing w:after="0" w:line="360" w:lineRule="auto"/>
+        <w:ind w:left="1440"/>
+        <w:jc w:val="both"/>
+        <w:rPr>
+          <w:sz w:val="24"/>
+          <w:szCs w:val="24"/>
+        </w:rPr>
+      </w:pPr>
+      <w:sdt>
+        <w:sdtPr>
+          <w:rPr>
+            <w:sz w:val="24"/>
+            <w:szCs w:val="24"/>
+          </w:rPr>
+          <w:id w:val="508473632"/>
+          <w14:checkbox>
+            <w14:checked w14:val="0"/>
+            <w14:checkedState w14:val="2612" w14:font="MS Gothic"/>
+            <w14:uncheckedState w14:val="2610" w14:font="MS Gothic"/>
+          </w14:checkbox>
+        </w:sdtPr>
+        <w:sdtEndPr/>
+        <w:sdtContent>
+          <w:r>
+            <w:rPr>
+              <w:rFonts w:ascii="Segoe UI Symbol" w:eastAsia="MS Gothic" w:hAnsi="Segoe UI Symbol" w:cs="Segoe UI Symbol"/>
+              <w:sz w:val="24"/>
+              <w:szCs w:val="24"/>
+            </w:rPr>
+            <w:t>☐</w:t>
+          </w:r>
+        </w:sdtContent>
+      </w:sdt>
+      <w:r>
+        <w:rPr>
+          <w:color w:val="24303B"/>
+          <w:sz w:val="24"/>
+          <w:szCs w:val="24"/>
+        </w:rPr>
+        <w:t xml:space="preserve"> </w:t>
+      </w:r>
+      <w:r>
+        <w:rPr>
+          <w:color w:val="24303B"/>
+          <w:sz w:val="24"/>
+          <w:szCs w:val="24"/>
+        </w:rPr>
+        <w:tab/>
+        <w:t>Gelijktijdig deelnemen aan een andere klinische studie</w:t>
       </w:r>
     </w:p>
     <w:p>
